--- a/review_assistant/fixtures/v0/ingestion/order_rules.docx
+++ b/review_assistant/fixtures/v0/ingestion/order_rules.docx
@@ -7,7 +7,7 @@
         <w:pStyle w:val="Heading1"/>
       </w:pPr>
       <w:r>
-        <w:t>After-sale entry and order status</w:t>
+        <w:t>售后入口与订单状态</w:t>
       </w:r>
     </w:p>
     <w:p>
@@ -15,17 +15,17 @@
         <w:pStyle w:val="Heading2"/>
       </w:pPr>
       <w:r>
-        <w:t>Current order-state rules</w:t>
+        <w:t>当前订单状态规则</w:t>
       </w:r>
     </w:p>
     <w:p>
       <w:r>
-        <w:t>Only paid and completed orders may request after-sale service.</w:t>
+        <w:t>仅已支付且已完成的订单可申请售后。</w:t>
       </w:r>
     </w:p>
     <w:p>
       <w:r>
-        <w:t>Virtual goods are excluded from the after-sale flow.</w:t>
+        <w:t>虚拟商品不进入售后流程。</w:t>
       </w:r>
     </w:p>
     <w:p>
@@ -33,7 +33,7 @@
         <w:pStyle w:val="Heading2"/>
       </w:pPr>
       <w:r>
-        <w:t>API and client constraints</w:t>
+        <w:t>接口与客户端约束</w:t>
       </w:r>
     </w:p>
     <w:tbl>
@@ -52,7 +52,7 @@
           </w:tcPr>
           <w:p>
             <w:r>
-              <w:t>Object</w:t>
+              <w:t>对象</w:t>
             </w:r>
           </w:p>
         </w:tc>
@@ -62,7 +62,7 @@
           </w:tcPr>
           <w:p>
             <w:r>
-              <w:t>Current constraint</w:t>
+              <w:t>当前约束</w:t>
             </w:r>
           </w:p>
         </w:tc>
@@ -74,7 +74,7 @@
           </w:tcPr>
           <w:p>
             <w:r>
-              <w:t>After-sale API v2</w:t>
+              <w:t>售后接口 v2</w:t>
             </w:r>
           </w:p>
         </w:tc>
@@ -84,7 +84,7 @@
           </w:tcPr>
           <w:p>
             <w:r>
-              <w:t>After-sale API v2 requires source_channel.</w:t>
+              <w:t>售后接口 v2 必须提供 source_channel。</w:t>
             </w:r>
           </w:p>
         </w:tc>
@@ -96,7 +96,7 @@
           </w:tcPr>
           <w:p>
             <w:r>
-              <w:t>Flutter client</w:t>
+              <w:t>Flutter 客户端</w:t>
             </w:r>
           </w:p>
         </w:tc>
@@ -106,7 +106,7 @@
           </w:tcPr>
           <w:p>
             <w:r>
-              <w:t>The Flutter client must use the same entry visibility rules.</w:t>
+              <w:t>Flutter 客户端必须使用相同的入口可见性规则。</w:t>
             </w:r>
           </w:p>
         </w:tc>
